--- a/word_reports/LP_0105_위치_272_Chic_C'est Chic.docx
+++ b/word_reports/LP_0105_위치_272_Chic_C'est Chic.docx
@@ -4,7 +4,7 @@
   <w:body>
     <w:p>
       <w:pPr>
-        <w:spacing w:after="280"/>
+        <w:spacing w:after="80"/>
       </w:pPr>
       <w:r>
         <w:rPr w:rFonts="맑은 고딕">
@@ -13,94 +13,47 @@
           <w:color w:val="1E3A8A"/>
           <w:sz w:val="30"/>
         </w:rPr>
-        <w:t>[272] Chic - C'est Chic</w:t>
+        <w:t>Chic (우아한) - C'est Chic</w:t>
       </w:r>
     </w:p>
     <w:p>
       <w:pPr>
-        <w:spacing w:after="320"/>
+        <w:spacing w:after="240"/>
       </w:pPr>
       <w:r>
         <w:rPr w:rFonts="맑은 고딕">
           <w:rFonts w:ascii="맑은 고딕" w:hAnsi="맑은 고딕" w:eastAsia="맑은 고딕"/>
           <w:b/>
-          <w:sz w:val="20"/>
+          <w:color w:val="4B5563"/>
+          <w:sz w:val="22"/>
         </w:rPr>
-        <w:t>■ 위치 : 272</w:t>
-        <w:br/>
-      </w:r>
-      <w:r>
-        <w:rPr w:rFonts="맑은 고딕">
-          <w:rFonts w:ascii="맑은 고딕" w:hAnsi="맑은 고딕" w:eastAsia="맑은 고딕"/>
-          <w:b/>
-          <w:sz w:val="20"/>
-        </w:rPr>
-        <w:t>■ 아티스트 : Chic</w:t>
-        <w:br/>
-      </w:r>
-      <w:r>
-        <w:rPr w:rFonts="맑은 고딕">
-          <w:rFonts w:ascii="맑은 고딕" w:hAnsi="맑은 고딕" w:eastAsia="맑은 고딕"/>
-          <w:b/>
-          <w:sz w:val="20"/>
-        </w:rPr>
-        <w:t>■ 앨범명 : C'est Chic</w:t>
-        <w:br/>
-      </w:r>
-      <w:r>
-        <w:rPr w:rFonts="맑은 고딕">
-          <w:rFonts w:ascii="맑은 고딕" w:hAnsi="맑은 고딕" w:eastAsia="맑은 고딕"/>
-          <w:b w:val="0"/>
-          <w:sz w:val="20"/>
-        </w:rPr>
-        <w:t>■ 음반 레이블 : Atlantic</w:t>
-        <w:br/>
-      </w:r>
-      <w:r>
-        <w:rPr w:rFonts="맑은 고딕">
-          <w:rFonts w:ascii="맑은 고딕" w:hAnsi="맑은 고딕" w:eastAsia="맑은 고딕"/>
-          <w:b w:val="0"/>
-          <w:sz w:val="20"/>
-        </w:rPr>
-        <w:t>■ 발매년도 : 1978</w:t>
-        <w:br/>
-      </w:r>
-      <w:r>
-        <w:rPr w:rFonts="맑은 고딕">
-          <w:rFonts w:ascii="맑은 고딕" w:hAnsi="맑은 고딕" w:eastAsia="맑은 고딕"/>
-          <w:b w:val="0"/>
-          <w:sz w:val="20"/>
-        </w:rPr>
-        <w:t>■ 장르 : 디스코, 펑크, R&amp;B (Disco, Funk, R&amp;B)</w:t>
-        <w:br/>
-      </w:r>
-      <w:r>
-        <w:rPr w:rFonts="맑은 고딕">
-          <w:rFonts w:ascii="맑은 고딕" w:hAnsi="맑은 고딕" w:eastAsia="맑은 고딕"/>
-          <w:b w:val="0"/>
-          <w:sz w:val="20"/>
-        </w:rPr>
-        <w:t>■ 주요 수록곡 : 1. Le Freak</w:t>
-        <w:br/>
+        <w:t>위치 :  272</w:t>
       </w:r>
     </w:p>
     <w:p>
       <w:pPr>
-        <w:spacing w:after="160"/>
+        <w:spacing w:line="324" w:lineRule="auto" w:before="80" w:after="160"/>
       </w:pPr>
       <w:r>
         <w:rPr w:rFonts="맑은 고딕">
           <w:rFonts w:ascii="맑은 고딕" w:hAnsi="맑은 고딕" w:eastAsia="맑은 고딕"/>
           <w:b/>
           <w:color w:val="1F2937"/>
-          <w:sz w:val="24"/>
+          <w:sz w:val="22"/>
         </w:rPr>
-        <w:t>■ 음반 해설 및 감상 가이드</w:t>
+        <w:t xml:space="preserve">[음반 소개] </w:t>
+      </w:r>
+      <w:r>
+        <w:rPr w:rFonts="맑은 고딕">
+          <w:rFonts w:ascii="맑은 고딕" w:hAnsi="맑은 고딕" w:eastAsia="맑은 고딕"/>
+          <w:b w:val="0"/>
+          <w:sz w:val="21"/>
+        </w:rPr>
       </w:r>
     </w:p>
     <w:p>
       <w:pPr>
-        <w:spacing w:line="312" w:lineRule="auto" w:after="120"/>
+        <w:spacing w:line="324" w:lineRule="auto" w:after="120"/>
       </w:pPr>
       <w:r>
         <w:rPr w:rFonts="맑은 고딕">
@@ -108,51 +61,516 @@
           <w:b w:val="0"/>
           <w:sz w:val="21"/>
         </w:rPr>
-        <w:t>1978년에 발매된 밴드 칙(Chic)의 두 번째 정규 앨범 《C'est Chic》는 1970년대 디스코 음악의 황금기를 상징하는 위대한 명반이자, 단순한 댄스 음악을 넘어 세련된 도시적 미학의 경지로 끌어올린 시대를 초월한 작품입니다. 기타리스트 나일 로저스(Nile Rodgers)와 베이시스트 버나드 에드워즈(Bernard Edwards)가 중심이 되어 완성한 이 앨범은 당대 빌보드 차트를 석권함은 물론, 팝 음악사에 디스코라는 장르가 남긴 가장 우아하고 정교한 유산으로 평가받고 있습니다.</w:t>
+        <w:t>1978년에 발표된 《C'est Chic》는 디스코라는 대중음악의 양식을 단순한 유흥의 리듬에서 정교한 실내악적 세련미로 끌어올린 팝 역사상 가장 우아한 역작입니다. 나일 로저스의 절제되면서도 날렵한 스트로크와 버나드 에드워즈의 유려한 베이스라인은 흑인 음악의 그루브 위에 지적인 품격을 덧입혔습니다. 1970년대 후반 뉴욕의 찬란한 불빛과 밤의 서정이 아날로그 소리골 속에 오롯이 살아 숨 쉬며, 반세기가 흐른 오늘날에도 청자의 심장을 가장 매혹적인 박동으로 고동치게 만듭니다.</w:t>
       </w:r>
     </w:p>
     <w:p>
       <w:pPr>
-        <w:spacing w:line="312" w:lineRule="auto" w:after="120"/>
+        <w:spacing w:line="324" w:lineRule="auto" w:before="200" w:after="80"/>
       </w:pPr>
+      <w:r>
+        <w:rPr w:rFonts="맑은 고딕">
+          <w:rFonts w:ascii="맑은 고딕" w:hAnsi="맑은 고딕" w:eastAsia="맑은 고딕"/>
+          <w:b/>
+          <w:color w:val="1E3A8A"/>
+          <w:sz w:val="24"/>
+        </w:rPr>
+        <w:t>1. 음반 데이터</w:t>
+      </w:r>
+    </w:p>
+    <w:p>
+      <w:pPr>
+        <w:spacing w:line="324" w:lineRule="auto" w:after="80"/>
+      </w:pPr>
+      <w:r>
+        <w:rPr w:rFonts="맑은 고딕">
+          <w:rFonts w:ascii="맑은 고딕" w:hAnsi="맑은 고딕" w:eastAsia="맑은 고딕"/>
+          <w:b w:val="0"/>
+          <w:color w:val="6B7280"/>
+          <w:sz w:val="21"/>
+        </w:rPr>
+        <w:t xml:space="preserve">· </w:t>
+      </w:r>
+      <w:r>
+        <w:rPr w:rFonts="맑은 고딕">
+          <w:rFonts w:ascii="맑은 고딕" w:hAnsi="맑은 고딕" w:eastAsia="맑은 고딕"/>
+          <w:b/>
+          <w:color w:val="1F2937"/>
+          <w:sz w:val="21"/>
+        </w:rPr>
+        <w:t xml:space="preserve">앨범명: </w:t>
+      </w:r>
       <w:r>
         <w:rPr w:rFonts="맑은 고딕">
           <w:rFonts w:ascii="맑은 고딕" w:hAnsi="맑은 고딕" w:eastAsia="맑은 고딕"/>
           <w:b w:val="0"/>
           <w:sz w:val="21"/>
         </w:rPr>
-        <w:t>본 음반의 음악적 핵심은 단연 나일 로저스의 칼날처럼 정교한 리듬 기타 '척킹(Chucking)' 기법과, 버나드 에드워즈의 탄력적이면서도 깊은 선율을 자아내는 베이스 라인의 완벽한 조화에 있습니다. 여기에 드러머 토니 톰슨의 정갈하고 단단한 비트, 화려하면서도 격조 높은 현악 편곡, 그리고 보컬리스트 알파마리 맥코이와 루시 마틴의 매혹적인 음색이 더해져 최상의 사운드 앙상블을 구축합니다. 이들이 구축한 신선한 리듬 구조는 이후 힙합, 댄스, 팝 음악 전반에 걸쳐 무수한 샘플링과 영감의 원천이 되었습니다.</w:t>
+        <w:t>C'est Chic</w:t>
       </w:r>
     </w:p>
     <w:p>
       <w:pPr>
-        <w:spacing w:line="312" w:lineRule="auto" w:after="120"/>
+        <w:spacing w:line="324" w:lineRule="auto" w:after="80"/>
       </w:pPr>
+      <w:r>
+        <w:rPr w:rFonts="맑은 고딕">
+          <w:rFonts w:ascii="맑은 고딕" w:hAnsi="맑은 고딕" w:eastAsia="맑은 고딕"/>
+          <w:b w:val="0"/>
+          <w:color w:val="6B7280"/>
+          <w:sz w:val="21"/>
+        </w:rPr>
+        <w:t xml:space="preserve">· </w:t>
+      </w:r>
+      <w:r>
+        <w:rPr w:rFonts="맑은 고딕">
+          <w:rFonts w:ascii="맑은 고딕" w:hAnsi="맑은 고딕" w:eastAsia="맑은 고딕"/>
+          <w:b/>
+          <w:color w:val="1F2937"/>
+          <w:sz w:val="21"/>
+        </w:rPr>
+        <w:t xml:space="preserve">아티스트: </w:t>
+      </w:r>
       <w:r>
         <w:rPr w:rFonts="맑은 고딕">
           <w:rFonts w:ascii="맑은 고딕" w:hAnsi="맑은 고딕" w:eastAsia="맑은 고딕"/>
           <w:b w:val="0"/>
           <w:sz w:val="21"/>
         </w:rPr>
-        <w:t>앨범을 대표하는 명곡 "Le Freak"은 중독성 강한 리프와 강렬한 펑키 리듬을 앞세워 아틀란틱 레코드 역사상 단일 싱글 최다 판매량을 기록하는 기염을 토했습니다. 또한, 긴장감 넘치는 베이스라인과 멜로디컬한 노랫말이 어우러진 "I Want Your Love", 연주곡으로서 이들의 뛰어난 테크닉을 보여주는 "Savoir Faire", 그리고 깊은 울림을 전하는 서정적인 발라드 "At Last I Am Free"에 이르기까지, 앨범은 댄스 플로어의 열기와 감성적인 깊이를 완벽하게 조화시키고 있습니다.</w:t>
+        <w:t>Chic (우아한)</w:t>
       </w:r>
     </w:p>
     <w:p>
       <w:pPr>
-        <w:spacing w:line="312" w:lineRule="auto" w:after="120"/>
+        <w:spacing w:line="324" w:lineRule="auto" w:after="80"/>
       </w:pPr>
+      <w:r>
+        <w:rPr w:rFonts="맑은 고딕">
+          <w:rFonts w:ascii="맑은 고딕" w:hAnsi="맑은 고딕" w:eastAsia="맑은 고딕"/>
+          <w:b w:val="0"/>
+          <w:color w:val="6B7280"/>
+          <w:sz w:val="21"/>
+        </w:rPr>
+        <w:t xml:space="preserve">· </w:t>
+      </w:r>
+      <w:r>
+        <w:rPr w:rFonts="맑은 고딕">
+          <w:rFonts w:ascii="맑은 고딕" w:hAnsi="맑은 고딕" w:eastAsia="맑은 고딕"/>
+          <w:b/>
+          <w:color w:val="1F2937"/>
+          <w:sz w:val="21"/>
+        </w:rPr>
+        <w:t xml:space="preserve">발매 정보: </w:t>
+      </w:r>
       <w:r>
         <w:rPr w:rFonts="맑은 고딕">
           <w:rFonts w:ascii="맑은 고딕" w:hAnsi="맑은 고딕" w:eastAsia="맑은 고딕"/>
           <w:b w:val="0"/>
           <w:sz w:val="21"/>
         </w:rPr>
-        <w:t>《C'est Chic》는 70년대 말 화려했던 클럽 문화의 정수와 세련된 오케스트레이션이 응축된 결정체입니다. 아날로그 LP 특유의 깊고 탄력적인 베이스 울림과 섬세한 바이올린 선율이 어우러지는 이 음반은, 수십 년의 세월이 흐른 오늘날에도 여전히 감각적이고 품격 있는 음악적 쾌감을 선사합니다.</w:t>
+        <w:t>1978년 8월 11일 아틀란틱 레코드(Atlantic Records)를 통해 발매된 칙(Chic)의 통산 두 번째 정규 스튜디오 앨범으로, 훵크(Funk)와 디스코, 유려한 오케스트레이션이 완벽한 균형을 이룬 소포모어 명반입니다.</w:t>
+      </w:r>
+    </w:p>
+    <w:p>
+      <w:pPr>
+        <w:spacing w:line="324" w:lineRule="auto" w:after="80"/>
+      </w:pPr>
+      <w:r>
+        <w:rPr w:rFonts="맑은 고딕">
+          <w:rFonts w:ascii="맑은 고딕" w:hAnsi="맑은 고딕" w:eastAsia="맑은 고딕"/>
+          <w:b w:val="0"/>
+          <w:color w:val="6B7280"/>
+          <w:sz w:val="21"/>
+        </w:rPr>
+        <w:t xml:space="preserve">· </w:t>
+      </w:r>
+      <w:r>
+        <w:rPr w:rFonts="맑은 고딕">
+          <w:rFonts w:ascii="맑은 고딕" w:hAnsi="맑은 고딕" w:eastAsia="맑은 고딕"/>
+          <w:b/>
+          <w:color w:val="1F2937"/>
+          <w:sz w:val="21"/>
+        </w:rPr>
+        <w:t xml:space="preserve">LP 인기도(판매량): </w:t>
+      </w:r>
+      <w:r>
+        <w:rPr w:rFonts="맑은 고딕">
+          <w:rFonts w:ascii="맑은 고딕" w:hAnsi="맑은 고딕" w:eastAsia="맑은 고딕"/>
+          <w:b w:val="0"/>
+          <w:sz w:val="21"/>
+        </w:rPr>
+        <w:t>미국 빌보드 200 차트 4위, R&amp;B 앨범 차트 1위를 석권하였으며, RIAA 기준 플래티넘(100만 장 이상) 인증을 획득했습니다. 특히 리드 싱글 'Le Freak'은 전 세계적으로 400만 장 이상 판매되며 당시 아틀란틱 레코드 역사상 최다 싱글 판매 기록을 수립했습니다.</w:t>
+      </w:r>
+    </w:p>
+    <w:p>
+      <w:pPr>
+        <w:spacing w:line="324" w:lineRule="auto" w:after="80"/>
+      </w:pPr>
+      <w:r>
+        <w:rPr w:rFonts="맑은 고딕">
+          <w:rFonts w:ascii="맑은 고딕" w:hAnsi="맑은 고딕" w:eastAsia="맑은 고딕"/>
+          <w:b w:val="0"/>
+          <w:color w:val="6B7280"/>
+          <w:sz w:val="21"/>
+        </w:rPr>
+        <w:t xml:space="preserve">· </w:t>
+      </w:r>
+      <w:r>
+        <w:rPr w:rFonts="맑은 고딕">
+          <w:rFonts w:ascii="맑은 고딕" w:hAnsi="맑은 고딕" w:eastAsia="맑은 고딕"/>
+          <w:b/>
+          <w:color w:val="1F2937"/>
+          <w:sz w:val="21"/>
+        </w:rPr>
+        <w:t xml:space="preserve">각종 수상경력: </w:t>
+      </w:r>
+      <w:r>
+        <w:rPr w:rFonts="맑은 고딕">
+          <w:rFonts w:ascii="맑은 고딕" w:hAnsi="맑은 고딕" w:eastAsia="맑은 고딕"/>
+          <w:b w:val="0"/>
+          <w:sz w:val="21"/>
+        </w:rPr>
+        <w:t>수록곡 'Le Freak'이 그래미 명예의 전당(Grammy Hall of Fame)에 헌액되었으며, 롤링 스톤 선정 '역대 최고의 명반 500선' 및 유수의 음악 전문지에서 70년대 디스코와 댄스 팝을 대표하는 정전(正典)으로 공식 선정되었습니다.</w:t>
+      </w:r>
+    </w:p>
+    <w:p>
+      <w:pPr>
+        <w:spacing w:line="324" w:lineRule="auto" w:before="200" w:after="80"/>
+      </w:pPr>
+      <w:r>
+        <w:rPr w:rFonts="맑은 고딕">
+          <w:rFonts w:ascii="맑은 고딕" w:hAnsi="맑은 고딕" w:eastAsia="맑은 고딕"/>
+          <w:b/>
+          <w:color w:val="1E3A8A"/>
+          <w:sz w:val="24"/>
+        </w:rPr>
+        <w:t>2. 아티스트 정보</w:t>
+      </w:r>
+    </w:p>
+    <w:p>
+      <w:pPr>
+        <w:spacing w:line="324" w:lineRule="auto" w:after="80"/>
+      </w:pPr>
+      <w:r>
+        <w:rPr w:rFonts="맑은 고딕">
+          <w:rFonts w:ascii="맑은 고딕" w:hAnsi="맑은 고딕" w:eastAsia="맑은 고딕"/>
+          <w:b w:val="0"/>
+          <w:color w:val="6B7280"/>
+          <w:sz w:val="21"/>
+        </w:rPr>
+        <w:t xml:space="preserve">· </w:t>
+      </w:r>
+      <w:r>
+        <w:rPr w:rFonts="맑은 고딕">
+          <w:rFonts w:ascii="맑은 고딕" w:hAnsi="맑은 고딕" w:eastAsia="맑은 고딕"/>
+          <w:b/>
+          <w:color w:val="1F2937"/>
+          <w:sz w:val="21"/>
+        </w:rPr>
+        <w:t xml:space="preserve">국적: </w:t>
+      </w:r>
+      <w:r>
+        <w:rPr w:rFonts="맑은 고딕">
+          <w:rFonts w:ascii="맑은 고딕" w:hAnsi="맑은 고딕" w:eastAsia="맑은 고딕"/>
+          <w:b w:val="0"/>
+          <w:sz w:val="21"/>
+        </w:rPr>
+        <w:t>미국 (United States)</w:t>
+      </w:r>
+    </w:p>
+    <w:p>
+      <w:pPr>
+        <w:spacing w:line="324" w:lineRule="auto" w:after="80"/>
+      </w:pPr>
+      <w:r>
+        <w:rPr w:rFonts="맑은 고딕">
+          <w:rFonts w:ascii="맑은 고딕" w:hAnsi="맑은 고딕" w:eastAsia="맑은 고딕"/>
+          <w:b w:val="0"/>
+          <w:color w:val="6B7280"/>
+          <w:sz w:val="21"/>
+        </w:rPr>
+        <w:t xml:space="preserve">· </w:t>
+      </w:r>
+      <w:r>
+        <w:rPr w:rFonts="맑은 고딕">
+          <w:rFonts w:ascii="맑은 고딕" w:hAnsi="맑은 고딕" w:eastAsia="맑은 고딕"/>
+          <w:b/>
+          <w:color w:val="1F2937"/>
+          <w:sz w:val="21"/>
+        </w:rPr>
+        <w:t xml:space="preserve">생몰년도: </w:t>
+      </w:r>
+      <w:r>
+        <w:rPr w:rFonts="맑은 고딕">
+          <w:rFonts w:ascii="맑은 고딕" w:hAnsi="맑은 고딕" w:eastAsia="맑은 고딕"/>
+          <w:b w:val="0"/>
+          <w:sz w:val="21"/>
+        </w:rPr>
+        <w:t>1976년 결성 (버나드 에드워즈 1952~1996, 나일 로저스 1952~ )</w:t>
+      </w:r>
+    </w:p>
+    <w:p>
+      <w:pPr>
+        <w:spacing w:line="324" w:lineRule="auto" w:after="80"/>
+      </w:pPr>
+      <w:r>
+        <w:rPr w:rFonts="맑은 고딕">
+          <w:rFonts w:ascii="맑은 고딕" w:hAnsi="맑은 고딕" w:eastAsia="맑은 고딕"/>
+          <w:b w:val="0"/>
+          <w:color w:val="6B7280"/>
+          <w:sz w:val="21"/>
+        </w:rPr>
+        <w:t xml:space="preserve">· </w:t>
+      </w:r>
+      <w:r>
+        <w:rPr w:rFonts="맑은 고딕">
+          <w:rFonts w:ascii="맑은 고딕" w:hAnsi="맑은 고딕" w:eastAsia="맑은 고딕"/>
+          <w:b/>
+          <w:color w:val="1F2937"/>
+          <w:sz w:val="21"/>
+        </w:rPr>
+        <w:t xml:space="preserve">그룹 소속: </w:t>
+      </w:r>
+      <w:r>
+        <w:rPr w:rFonts="맑은 고딕">
+          <w:rFonts w:ascii="맑은 고딕" w:hAnsi="맑은 고딕" w:eastAsia="맑은 고딕"/>
+          <w:b w:val="0"/>
+          <w:sz w:val="21"/>
+        </w:rPr>
+        <w:t>그룹</w:t>
+      </w:r>
+    </w:p>
+    <w:p>
+      <w:pPr>
+        <w:spacing w:line="324" w:lineRule="auto" w:after="80"/>
+      </w:pPr>
+      <w:r>
+        <w:rPr w:rFonts="맑은 고딕">
+          <w:rFonts w:ascii="맑은 고딕" w:hAnsi="맑은 고딕" w:eastAsia="맑은 고딕"/>
+          <w:b w:val="0"/>
+          <w:color w:val="6B7280"/>
+          <w:sz w:val="21"/>
+        </w:rPr>
+        <w:t xml:space="preserve">· </w:t>
+      </w:r>
+      <w:r>
+        <w:rPr w:rFonts="맑은 고딕">
+          <w:rFonts w:ascii="맑은 고딕" w:hAnsi="맑은 고딕" w:eastAsia="맑은 고딕"/>
+          <w:b/>
+          <w:color w:val="1F2937"/>
+          <w:sz w:val="21"/>
+        </w:rPr>
+        <w:t xml:space="preserve">아티스트 소개: </w:t>
+      </w:r>
+      <w:r>
+        <w:rPr w:rFonts="맑은 고딕">
+          <w:rFonts w:ascii="맑은 고딕" w:hAnsi="맑은 고딕" w:eastAsia="맑은 고딕"/>
+          <w:b w:val="0"/>
+          <w:sz w:val="21"/>
+        </w:rPr>
+        <w:t>기타리스트 나일 로저스와 베이시스트 버나드 에드워즈를 중심으로 결성된 칙은 흑인 음악의 역동성을 클래식 실내악에 비견될 만큼 단아하고 지적인 감각으로 재해석한 거장 밴드입니다. 이들이 확립한 정밀한 리듬 섹션과 감각적인 멜로디 구조는 훗날 힙합, 뉴웨이브, 현대 댄스 팝 전반의 문법을 정초하는 결정적 토대가 되었습니다.</w:t>
+      </w:r>
+    </w:p>
+    <w:p>
+      <w:pPr>
+        <w:spacing w:line="324" w:lineRule="auto" w:before="200" w:after="80"/>
+      </w:pPr>
+      <w:r>
+        <w:rPr w:rFonts="맑은 고딕">
+          <w:rFonts w:ascii="맑은 고딕" w:hAnsi="맑은 고딕" w:eastAsia="맑은 고딕"/>
+          <w:b/>
+          <w:color w:val="1E3A8A"/>
+          <w:sz w:val="24"/>
+        </w:rPr>
+        <w:t>3. 음반 상세 분석</w:t>
+      </w:r>
+    </w:p>
+    <w:p>
+      <w:pPr>
+        <w:spacing w:line="324" w:lineRule="auto" w:after="80"/>
+      </w:pPr>
+      <w:r>
+        <w:rPr w:rFonts="맑은 고딕">
+          <w:rFonts w:ascii="맑은 고딕" w:hAnsi="맑은 고딕" w:eastAsia="맑은 고딕"/>
+          <w:b w:val="0"/>
+          <w:color w:val="6B7280"/>
+          <w:sz w:val="21"/>
+        </w:rPr>
+        <w:t xml:space="preserve">· </w:t>
+      </w:r>
+      <w:r>
+        <w:rPr w:rFonts="맑은 고딕">
+          <w:rFonts w:ascii="맑은 고딕" w:hAnsi="맑은 고딕" w:eastAsia="맑은 고딕"/>
+          <w:b/>
+          <w:color w:val="1F2937"/>
+          <w:sz w:val="21"/>
+        </w:rPr>
+        <w:t xml:space="preserve">역사적 위치: </w:t>
+      </w:r>
+      <w:r>
+        <w:rPr w:rFonts="맑은 고딕">
+          <w:rFonts w:ascii="맑은 고딕" w:hAnsi="맑은 고딕" w:eastAsia="맑은 고딕"/>
+          <w:b w:val="0"/>
+          <w:sz w:val="21"/>
+        </w:rPr>
+        <w:t>본 작은 디스코 장르가 대중적 포화 상태에 이르렀던 1970년대 말, 음악적 '격조(Chic)'란 무엇인가를 몸소 증명해 낸 기념비적 작품입니다. 과잉된 신시사이저 대신 나일 로저스의 미니멀한 기타와 버나드 에드워즈의 멜로딕한 베이스, 토니 톰슨의 정교한 드러밍이 이루는 미니멀한 앙상블은 댄스 음악을 예술적 완결성을 지닌 클래식 모던의 경지로 격상시켰습니다.</w:t>
+      </w:r>
+    </w:p>
+    <w:p>
+      <w:pPr>
+        <w:spacing w:line="324" w:lineRule="auto" w:after="80"/>
+      </w:pPr>
+      <w:r>
+        <w:rPr w:rFonts="맑은 고딕">
+          <w:rFonts w:ascii="맑은 고딕" w:hAnsi="맑은 고딕" w:eastAsia="맑은 고딕"/>
+          <w:b w:val="0"/>
+          <w:color w:val="6B7280"/>
+          <w:sz w:val="21"/>
+        </w:rPr>
+        <w:t xml:space="preserve">· </w:t>
+      </w:r>
+      <w:r>
+        <w:rPr w:rFonts="맑은 고딕">
+          <w:rFonts w:ascii="맑은 고딕" w:hAnsi="맑은 고딕" w:eastAsia="맑은 고딕"/>
+          <w:b/>
+          <w:color w:val="1F2937"/>
+          <w:sz w:val="21"/>
+        </w:rPr>
+        <w:t xml:space="preserve">시대의 흔적(스토리텔링): </w:t>
+      </w:r>
+      <w:r>
+        <w:rPr w:rFonts="맑은 고딕">
+          <w:rFonts w:ascii="맑은 고딕" w:hAnsi="맑은 고딕" w:eastAsia="맑은 고딕"/>
+          <w:b w:val="0"/>
+          <w:sz w:val="21"/>
+        </w:rPr>
+        <w:t>뉴욕 전설의 클럽 '스튜디오 54(Studio 54)'에서 입장을 거부당했던 하룻밤의 씁쓸한 일화를 도리어 환희와 풍자의 리듬으로 탈바꿈시킨 'Le Freak'의 탄생 비화처럼, 이 앨범에는 베트남전 이후의 피로감과 오일쇼크의 불안 속에서도 삶의 낭만을 잃지 않으려 했던 청춘들의 눈부신 열망과 시대적 공기가 고스란히 투영되어 있습니다.</w:t>
+      </w:r>
+    </w:p>
+    <w:p>
+      <w:pPr>
+        <w:spacing w:line="324" w:lineRule="auto" w:before="200" w:after="80"/>
+      </w:pPr>
+      <w:r>
+        <w:rPr w:rFonts="맑은 고딕">
+          <w:rFonts w:ascii="맑은 고딕" w:hAnsi="맑은 고딕" w:eastAsia="맑은 고딕"/>
+          <w:b/>
+          <w:color w:val="1E3A8A"/>
+          <w:sz w:val="24"/>
+        </w:rPr>
+        <w:t>4. 주요 수록곡 및 감상 제언</w:t>
+      </w:r>
+    </w:p>
+    <w:p>
+      <w:pPr>
+        <w:spacing w:line="324" w:lineRule="auto" w:after="80"/>
+      </w:pPr>
+      <w:r>
+        <w:rPr w:rFonts="맑은 고딕">
+          <w:rFonts w:ascii="맑은 고딕" w:hAnsi="맑은 고딕" w:eastAsia="맑은 고딕"/>
+          <w:b w:val="0"/>
+          <w:color w:val="6B7280"/>
+          <w:sz w:val="21"/>
+        </w:rPr>
+        <w:t xml:space="preserve">· </w:t>
+      </w:r>
+      <w:r>
+        <w:rPr w:rFonts="맑은 고딕">
+          <w:rFonts w:ascii="맑은 고딕" w:hAnsi="맑은 고딕" w:eastAsia="맑은 고딕"/>
+          <w:b/>
+          <w:color w:val="1F2937"/>
+          <w:sz w:val="21"/>
+        </w:rPr>
+        <w:t xml:space="preserve">주요 수록곡 특징: </w:t>
+      </w:r>
+      <w:r>
+        <w:rPr w:rFonts="맑은 고딕">
+          <w:rFonts w:ascii="맑은 고딕" w:hAnsi="맑은 고딕" w:eastAsia="맑은 고딕"/>
+          <w:b w:val="0"/>
+          <w:sz w:val="21"/>
+        </w:rPr>
+        <w:t>시대를 초월한 그루브의 정점을 들려주는 'Le Freak'과 쓸쓸하면서도 낭만적인 현악 편곡이 애절한 정서를 자아내는 'I Want Your Love'가 전면을 화려하게 장식합니다. 이에 더해 절제된 보컬과 실내악적 현악 배음이 깊은 서정성을 자아내는 명품 발라드 'At Last I Am Free'와 재즈의 세련미를 품은 연주곡 'Savoir Faire'는 이들이 단순한 댄스 밴드가 아닌 위대한 음악가 집단이었음을 웅변합니다.</w:t>
+      </w:r>
+    </w:p>
+    <w:p>
+      <w:pPr>
+        <w:spacing w:line="324" w:lineRule="auto" w:after="80"/>
+      </w:pPr>
+      <w:r>
+        <w:rPr w:rFonts="맑은 고딕">
+          <w:rFonts w:ascii="맑은 고딕" w:hAnsi="맑은 고딕" w:eastAsia="맑은 고딕"/>
+          <w:b w:val="0"/>
+          <w:color w:val="6B7280"/>
+          <w:sz w:val="21"/>
+        </w:rPr>
+        <w:t xml:space="preserve">· </w:t>
+      </w:r>
+      <w:r>
+        <w:rPr w:rFonts="맑은 고딕">
+          <w:rFonts w:ascii="맑은 고딕" w:hAnsi="맑은 고딕" w:eastAsia="맑은 고딕"/>
+          <w:b/>
+          <w:color w:val="1F2937"/>
+          <w:sz w:val="21"/>
+        </w:rPr>
+        <w:t xml:space="preserve">빈티지 감상 제언: </w:t>
+      </w:r>
+      <w:r>
+        <w:rPr w:rFonts="맑은 고딕">
+          <w:rFonts w:ascii="맑은 고딕" w:hAnsi="맑은 고딕" w:eastAsia="맑은 고딕"/>
+          <w:b w:val="0"/>
+          <w:sz w:val="21"/>
+        </w:rPr>
+        <w:t>LP 바이닐 특유의 두텁고 온기 있는 저역은 버나드 에드워즈의 손끝에서 튕겨 나오는 베이스 현의 탄력을 한층 입체적으로 살려냅니다. 진공관 앰프를 통해 감상할 때 나일 로저스의 펜더 스트라토캐스터 커팅 사운드가 지닌 칼칼하면서도 따스한 질감, 그리고 공간을 감싸 안는 어쿠스틱 스트링의 풍성한 배음을 가장 이상적으로 만끽할 수 있습니다.</w:t>
+      </w:r>
+    </w:p>
+    <w:p>
+      <w:pPr>
+        <w:spacing w:line="324" w:lineRule="auto" w:after="80"/>
+      </w:pPr>
+      <w:r>
+        <w:rPr w:rFonts="맑은 고딕">
+          <w:rFonts w:ascii="맑은 고딕" w:hAnsi="맑은 고딕" w:eastAsia="맑은 고딕"/>
+          <w:b w:val="0"/>
+          <w:color w:val="6B7280"/>
+          <w:sz w:val="21"/>
+        </w:rPr>
+        <w:t xml:space="preserve">· </w:t>
+      </w:r>
+      <w:r>
+        <w:rPr w:rFonts="맑은 고딕">
+          <w:rFonts w:ascii="맑은 고딕" w:hAnsi="맑은 고딕" w:eastAsia="맑은 고딕"/>
+          <w:b/>
+          <w:color w:val="1F2937"/>
+          <w:sz w:val="21"/>
+        </w:rPr>
+        <w:t xml:space="preserve">소장 가치: </w:t>
+      </w:r>
+      <w:r>
+        <w:rPr w:rFonts="맑은 고딕">
+          <w:rFonts w:ascii="맑은 고딕" w:hAnsi="맑은 고딕" w:eastAsia="맑은 고딕"/>
+          <w:b w:val="0"/>
+          <w:sz w:val="21"/>
+        </w:rPr>
+        <w:t>시대를 풍미한 감각적인 흑백 앨범 커버와 오리지널 아날로그 마스터링의 뛰어난 다이내믹 레인지를 온전히 소장할 수 있는 음반으로, 흑인 음악 애호가는 물론 정통 오디오파일과 빈티지 LP 컬렉터 모두에게 필청이자 대체 불가능한 소장 가치를 지닙니다.</w:t>
+      </w:r>
+    </w:p>
+    <w:p>
+      <w:pPr>
+        <w:spacing w:line="324" w:lineRule="auto" w:after="120" w:before="160"/>
+      </w:pPr>
+      <w:r>
+        <w:rPr w:rFonts="맑은 고딕">
+          <w:rFonts w:ascii="맑은 고딕" w:hAnsi="맑은 고딕" w:eastAsia="맑은 고딕"/>
+          <w:b/>
+          <w:color w:val="4338CA"/>
+          <w:sz w:val="21"/>
+        </w:rPr>
+        <w:t>이 음반을 통해 화려했던 70년대 뉴욕의 밤을 수놓았던 우아한 그루브와 아날로그 바이닐만이 전해주는 감동을 다시 한번 경험해 보시는 것은 어떨까요?</w:t>
       </w:r>
     </w:p>
     <w:sectPr>
       <w:pgSz w:w="12240" w:h="15840"/>
-      <w:pgMar w:top="1440" w:right="1440" w:bottom="1440" w:left="1440" w:header="720" w:footer="720" w:gutter="0"/>
+      <w:pgMar w:top="1152" w:right="1296" w:bottom="1152" w:left="1296" w:header="720" w:footer="720" w:gutter="0"/>
       <w:cols w:space="720"/>
       <w:docGrid w:linePitch="360"/>
     </w:sectPr>

--- a/word_reports/LP_0105_위치_272_Chic_C'est Chic.docx
+++ b/word_reports/LP_0105_위치_272_Chic_C'est Chic.docx
@@ -32,7 +32,7 @@
     </w:p>
     <w:p>
       <w:pPr>
-        <w:spacing w:line="324" w:lineRule="auto" w:before="80" w:after="160"/>
+        <w:spacing w:line="324" w:lineRule="auto" w:before="80" w:after="120"/>
       </w:pPr>
       <w:r>
         <w:rPr w:rFonts="맑은 고딕">
@@ -42,13 +42,6 @@
           <w:sz w:val="22"/>
         </w:rPr>
         <w:t xml:space="preserve">[음반 소개] </w:t>
-      </w:r>
-      <w:r>
-        <w:rPr w:rFonts="맑은 고딕">
-          <w:rFonts w:ascii="맑은 고딕" w:hAnsi="맑은 고딕" w:eastAsia="맑은 고딕"/>
-          <w:b w:val="0"/>
-          <w:sz w:val="21"/>
-        </w:rPr>
       </w:r>
     </w:p>
     <w:p>
@@ -61,7 +54,33 @@
           <w:b w:val="0"/>
           <w:sz w:val="21"/>
         </w:rPr>
-        <w:t>1978년에 발표된 《C'est Chic》는 디스코라는 대중음악의 양식을 단순한 유흥의 리듬에서 정교한 실내악적 세련미로 끌어올린 팝 역사상 가장 우아한 역작입니다. 나일 로저스의 절제되면서도 날렵한 스트로크와 버나드 에드워즈의 유려한 베이스라인은 흑인 음악의 그루브 위에 지적인 품격을 덧입혔습니다. 1970년대 후반 뉴욕의 찬란한 불빛과 밤의 서정이 아날로그 소리골 속에 오롯이 살아 숨 쉬며, 반세기가 흐른 오늘날에도 청자의 심장을 가장 매혹적인 박동으로 고동치게 만듭니다.</w:t>
+        <w:t>1970년대 후반의 찬란했던 디스코 열풍 한가운데서, 그룹 쉬크(Chic)가 1978년 세상에 내놓은 두 번째 정규 앨범 『C'est Chic』는 단순한 댄스 플로어의 소모성 음악을 넘어 대중음악의 구조적 미학을 한 차원 끌어올린 걸작입니다. 기타리스트 나일 로저스(Nile Rodgers)와 베이시스트 버나드 에드워즈(Bernard Edwards)라는 두 불세출의 거장이 직조해 낸 사운드는, 그룹의 이름처럼 지극히 ‘우아하고(Chic)’ 지적인 절제미를 품고 있었습니다. 원초적 열기만이 가득하던 클럽의 밤에 이들이 불어넣은 것은 세련된 흑인 음악의 전통과 클래식 현악 편곡의 격조였으며, 이는 팝 음악 역사상 가장 매혹적인 그루브의 표준으로 자리 잡았습니다.</w:t>
+      </w:r>
+    </w:p>
+    <w:p>
+      <w:pPr>
+        <w:spacing w:line="324" w:lineRule="auto" w:after="120"/>
+      </w:pPr>
+      <w:r>
+        <w:rPr w:rFonts="맑은 고딕">
+          <w:rFonts w:ascii="맑은 고딕" w:hAnsi="맑은 고딕" w:eastAsia="맑은 고딕"/>
+          <w:b w:val="0"/>
+          <w:sz w:val="21"/>
+        </w:rPr>
+        <w:t>이 음반은 물질적 풍요와 정신적 공허가 공존하던 1970년대 후반의 뉴욕, 그 화려한 불빛 아래에서 탄생했습니다. 전설적인 클럽 ‘스튜디오 54(Studio 54)’의 문턱에서 문전박대를 당했던 청년 음악가들의 울분은 나일 로저스의 날카로운 처킹(chucking) 기타와 버나드 에드워즈의 육중하면서도 유려한 워킹 베이스 라인을 통해 불멸의 명곡 "Le Freak"으로 승화되었습니다. 그러나 이 음반의 본질은 단순한 분노의 표출이 아닌, 차별과 냉대를 음악적 완성도와 품격으로 극복해 낸 예술가적 자존심에 있습니다. 훵크(Funk)와 소울(Soul), 그리고 챔버 팝의 정교함을 아우른 이들의 어법은 당대 디스코 장르를 향한 편견 어린 시선을 완벽하게 불식시켰습니다.</w:t>
+      </w:r>
+    </w:p>
+    <w:p>
+      <w:pPr>
+        <w:spacing w:line="324" w:lineRule="auto" w:after="120"/>
+      </w:pPr>
+      <w:r>
+        <w:rPr w:rFonts="맑은 고딕">
+          <w:rFonts w:ascii="맑은 고딕" w:hAnsi="맑은 고딕" w:eastAsia="맑은 고딕"/>
+          <w:b w:val="0"/>
+          <w:sz w:val="21"/>
+        </w:rPr>
+        <w:t>세월이 반세기에 가깝게 흐른 오늘날에도 『C'est Chic』가 여전히 서정적이면서도 뜨거운 울림을 전하는 이유는, 음악 저변에 흐르는 인간적인 따스함과 우아한 멜랑콜리 덕분입니다. 댄서블한 리듬 뒤편에 은밀하게 배치된 현악 오케스트레이션과 담담한 듯 애절하게 흐르는 보컬 하모니는, 춤을 추는 순간에도 문득 밀려드는 도시인의 고독과 낭만을 정밀하게 포착해 냅니다. 현대 힙합의 샘플링 원천이자 댄스 팝의 영원한 교과서로 추앙받는 이 음반은, 정교하게 다듬어진 대중음악이 도달할 수 있는 가장 우아하고도 찬란한 순간을 영구히 박제해 둔 기념비적 예술품입니다.</w:t>
       </w:r>
     </w:p>
     <w:p>
@@ -168,7 +187,7 @@
           <w:b w:val="0"/>
           <w:sz w:val="21"/>
         </w:rPr>
-        <w:t>1978년 8월 11일 아틀란틱 레코드(Atlantic Records)를 통해 발매된 칙(Chic)의 통산 두 번째 정규 스튜디오 앨범으로, 훵크(Funk)와 디스코, 유려한 오케스트레이션이 완벽한 균형을 이룬 소포모어 명반입니다.</w:t>
+        <w:t>1978년 11월 아틀란틱 레코드(Atlantic Records)를 통해 발매된 쉬크의 통산 두 번째 스튜디오 정규 앨범으로, 훵크와 댄스 팝의 문법을 클래식적 편곡으로 승화시키며 1970년대 팝 음악계에 지대한 변혁을 가져온 역사적 명반입니다.</w:t>
       </w:r>
     </w:p>
     <w:p>
@@ -199,7 +218,7 @@
           <w:b w:val="0"/>
           <w:sz w:val="21"/>
         </w:rPr>
-        <w:t>미국 빌보드 200 차트 4위, R&amp;B 앨범 차트 1위를 석권하였으며, RIAA 기준 플래티넘(100만 장 이상) 인증을 획득했습니다. 특히 리드 싱글 'Le Freak'은 전 세계적으로 400만 장 이상 판매되며 당시 아틀란틱 레코드 역사상 최다 싱글 판매 기록을 수립했습니다.</w:t>
+        <w:t>빌보드 200 앨범 차트 4위, R&amp;B 앨범 차트 1위를 기록하였으며, 미국 내에서만 200만 장 이상의 판매고를 올리며 RIAA 더블 플래티넘(2x Multi-Platinum)을 달성하는 등 전 세계적인 상업적 대성공을 거두었습니다.</w:t>
       </w:r>
     </w:p>
     <w:p>
@@ -230,7 +249,7 @@
           <w:b w:val="0"/>
           <w:sz w:val="21"/>
         </w:rPr>
-        <w:t>수록곡 'Le Freak'이 그래미 명예의 전당(Grammy Hall of Fame)에 헌액되었으며, 롤링 스톤 선정 '역대 최고의 명반 500선' 및 유수의 음악 전문지에서 70년대 디스코와 댄스 팝을 대표하는 정전(正典)으로 공식 선정되었습니다.</w:t>
+        <w:t>수록곡 "Le Freak"이 빌보드 핫 100 1위를 세 차례나 탈환하며 아틀란틱 레코드 역사상 단일 싱글 최다 판매 기록을 수립하였고, 그래미 어워드 후보 지명 및 롤링스톤 선정 '역대 최고의 명반 500선'에 이름을 올리며 음악적 권위를 공인받았습니다.</w:t>
       </w:r>
     </w:p>
     <w:p>
@@ -275,7 +294,7 @@
           <w:b w:val="0"/>
           <w:sz w:val="21"/>
         </w:rPr>
-        <w:t>미국 (United States)</w:t>
+        <w:t>미국 (USA)</w:t>
       </w:r>
     </w:p>
     <w:p>
@@ -306,7 +325,7 @@
           <w:b w:val="0"/>
           <w:sz w:val="21"/>
         </w:rPr>
-        <w:t>1976년 결성 (버나드 에드워즈 1952~1996, 나일 로저스 1952~ )</w:t>
+        <w:t>1976년 결성 (현재까지 활동 중)</w:t>
       </w:r>
     </w:p>
     <w:p>
@@ -337,7 +356,7 @@
           <w:b w:val="0"/>
           <w:sz w:val="21"/>
         </w:rPr>
-        <w:t>그룹</w:t>
+        <w:t>밴드 (그룹)</w:t>
       </w:r>
     </w:p>
     <w:p>
@@ -368,7 +387,7 @@
           <w:b w:val="0"/>
           <w:sz w:val="21"/>
         </w:rPr>
-        <w:t>기타리스트 나일 로저스와 베이시스트 버나드 에드워즈를 중심으로 결성된 칙은 흑인 음악의 역동성을 클래식 실내악에 비견될 만큼 단아하고 지적인 감각으로 재해석한 거장 밴드입니다. 이들이 확립한 정밀한 리듬 섹션과 감각적인 멜로디 구조는 훗날 힙합, 뉴웨이브, 현대 댄스 팝 전반의 문법을 정초하는 결정적 토대가 되었습니다.</w:t>
+        <w:t>기타의 거장 나일 로저스와 천재 베이시스트 고(故) 버나드 에드워즈를 중심으로 결성된 쉬크는, 훵크와 디스코에 클래식 현악 세션을 접목하여 '우아함'이라는 미학을 정립한 전설적인 밴드입니다. 이들이 완성한 정교한 리듬 섹션과 편곡 기법은 훗날 힙합과 일렉트로닉 팝의 태동에 결정적인 영감을 제공하며 팝 음악의 지형도를 영구히 바꾸어 놓았습니다.</w:t>
       </w:r>
     </w:p>
     <w:p>
@@ -413,7 +432,7 @@
           <w:b w:val="0"/>
           <w:sz w:val="21"/>
         </w:rPr>
-        <w:t>본 작은 디스코 장르가 대중적 포화 상태에 이르렀던 1970년대 말, 음악적 '격조(Chic)'란 무엇인가를 몸소 증명해 낸 기념비적 작품입니다. 과잉된 신시사이저 대신 나일 로저스의 미니멀한 기타와 버나드 에드워즈의 멜로딕한 베이스, 토니 톰슨의 정교한 드러밍이 이루는 미니멀한 앙상블은 댄스 음악을 예술적 완결성을 지닌 클래식 모던의 경지로 격상시켰습니다.</w:t>
+        <w:t>디스코 장르를 단순한 유행 음악에서 정교한 스튜디오 아트의 경지로 격상시킨 결정적 앨범입니다. 나일 로저스의 칼날 같은 스트로크와 버나드 에드워즈의 탄력적인 베이스, 그리고 토니 톰슨(Tony Thompson)의 빈틈없는 드럼이 이루어내는 '삼위일체 앙상블'은 대중음악사에서 가장 완벽한 리듬 섹션의 전형으로 평가받습니다.</w:t>
       </w:r>
     </w:p>
     <w:p>
@@ -444,7 +463,7 @@
           <w:b w:val="0"/>
           <w:sz w:val="21"/>
         </w:rPr>
-        <w:t>뉴욕 전설의 클럽 '스튜디오 54(Studio 54)'에서 입장을 거부당했던 하룻밤의 씁쓸한 일화를 도리어 환희와 풍자의 리듬으로 탈바꿈시킨 'Le Freak'의 탄생 비화처럼, 이 앨범에는 베트남전 이후의 피로감과 오일쇼크의 불안 속에서도 삶의 낭만을 잃지 않으려 했던 청춘들의 눈부신 열망과 시대적 공기가 고스란히 투영되어 있습니다.</w:t>
+        <w:t>베트남 전쟁 이후의 피로감과 오일쇼크의 불황 속에서, 당대 청춘들은 클럽의 화려한 조명 아래서 상처를 치유하고 자유를 갈망했습니다. 이 앨범은 그 찬란하면서도 덧없는 밤의 공기, 도시의 차가운 빌딩 숲 사이에서 피어난 낭만과 청춘의 서글픈 열정을 고스란히 담아내며 시대의 정서를 대변했습니다.</w:t>
       </w:r>
     </w:p>
     <w:p>
@@ -489,7 +508,7 @@
           <w:b w:val="0"/>
           <w:sz w:val="21"/>
         </w:rPr>
-        <w:t>시대를 초월한 그루브의 정점을 들려주는 'Le Freak'과 쓸쓸하면서도 낭만적인 현악 편곡이 애절한 정서를 자아내는 'I Want Your Love'가 전면을 화려하게 장식합니다. 이에 더해 절제된 보컬과 실내악적 현악 배음이 깊은 서정성을 자아내는 명품 발라드 'At Last I Am Free'와 재즈의 세련미를 품은 연주곡 'Savoir Faire'는 이들이 단순한 댄스 밴드가 아닌 위대한 음악가 집단이었음을 웅변합니다.</w:t>
+        <w:t>시대를 초월한 그루브로 전 세계를 춤추게 만든 불멸의 댄스 클래식 "Le Freak", 우아한 스트링 세션과 서정적인 멜로디가 애수 어린 감정을 자아내는 "I Want Your Love", 그리고 로버트 와이어트 등이 리메이크하여 더욱 유명해진 처연하고 영적인 발라드 "At Last I Am Free" 등 다채롭고 격조 높은 트랙들로 채워져 있습니다.</w:t>
       </w:r>
     </w:p>
     <w:p>
@@ -520,7 +539,7 @@
           <w:b w:val="0"/>
           <w:sz w:val="21"/>
         </w:rPr>
-        <w:t>LP 바이닐 특유의 두텁고 온기 있는 저역은 버나드 에드워즈의 손끝에서 튕겨 나오는 베이스 현의 탄력을 한층 입체적으로 살려냅니다. 진공관 앰프를 통해 감상할 때 나일 로저스의 펜더 스트라토캐스터 커팅 사운드가 지닌 칼칼하면서도 따스한 질감, 그리고 공간을 감싸 안는 어쿠스틱 스트링의 풍성한 배음을 가장 이상적으로 만끽할 수 있습니다.</w:t>
+        <w:t>LP 바이닐의 굵직한 그루브를 통해 전달되는 버나드 에드워즈의 묵직한 베이스 톤과 진공관 앰프를 거쳐 나오는 스트링 섹션의 온기는 디지털 음원이 흉내 낼 수 없는 깊은 공간감을 선사합니다. 턴테이블의 바늘이 회전하며 피어오르는 아날로그 특유의 펀치력과 풍성한 저역에 집중하여 감상할 때, 1970년대 뉴욕 스튜디오의 생생한 현장감을 고스란히 느낄 수 있습니다.</w:t>
       </w:r>
     </w:p>
     <w:p>
@@ -551,7 +570,7 @@
           <w:b w:val="0"/>
           <w:sz w:val="21"/>
         </w:rPr>
-        <w:t>시대를 풍미한 감각적인 흑백 앨범 커버와 오리지널 아날로그 마스터링의 뛰어난 다이내믹 레인지를 온전히 소장할 수 있는 음반으로, 흑인 음악 애호가는 물론 정통 오디오파일과 빈티지 LP 컬렉터 모두에게 필청이자 대체 불가능한 소장 가치를 지닙니다.</w:t>
+        <w:t>디스코 황금기를 상징하는 상징적인 아트워크와 더불어, 훗날 힙합의 시초가 된 수많은 명곡들의 원천 소스를 품고 있다는 점에서 대중음악 아카이브로서의 가치가 매우 높습니다. 팝과 소울, 클래식 오케스트레이션의 완벽한 조화를 아날로그 음질로 온전히 감상하고자 하는 LP 컬렉터라면 반드시 소장해야 할 필청 음반입니다.</w:t>
       </w:r>
     </w:p>
     <w:p>
@@ -565,7 +584,7 @@
           <w:color w:val="4338CA"/>
           <w:sz w:val="21"/>
         </w:rPr>
-        <w:t>이 음반을 통해 화려했던 70년대 뉴욕의 밤을 수놓았던 우아한 그루브와 아날로그 바이닐만이 전해주는 감동을 다시 한번 경험해 보시는 것은 어떨까요?</w:t>
+        <w:t>이 음반을 통해 화려한 리듬 이면에 숨겨진 우아한 서정과 시대를 초월한 거장들의 숨결이 전해주는 감동을 다시 한번 경험해 보시는 것은 어떨까요?</w:t>
       </w:r>
     </w:p>
     <w:sectPr>
